--- a/images/laudo_maio.docx
+++ b/images/laudo_maio.docx
@@ -119,7 +119,7 @@
     <w:tbl>
       <w:tblPr>
         <w:tblStyle w:val="Table1"/>
-        <w:tblW w:w="11520.0" w:type="dxa"/>
+        <w:tblW w:w="11220.0" w:type="dxa"/>
         <w:jc w:val="center"/>
         <w:tblBorders>
           <w:top w:color="000000" w:space="0" w:sz="8" w:val="single"/>
@@ -133,17 +133,17 @@
         <w:tblLook w:val="0600"/>
       </w:tblPr>
       <w:tblGrid>
-        <w:gridCol w:w="11520"/>
+        <w:gridCol w:w="11220"/>
         <w:tblGridChange w:id="0">
           <w:tblGrid>
-            <w:gridCol w:w="11520"/>
+            <w:gridCol w:w="11220"/>
           </w:tblGrid>
         </w:tblGridChange>
       </w:tblGrid>
       <w:tr>
         <w:trPr>
           <w:cantSplit w:val="0"/>
-          <w:trHeight w:val="15105" w:hRule="atLeast"/>
+          <w:trHeight w:val="16170" w:hRule="atLeast"/>
           <w:tblHeader w:val="0"/>
         </w:trPr>
         <w:tc>
@@ -184,12 +184,12 @@
                   <wp:extent cx="547242" cy="888146"/>
                   <wp:effectExtent b="0" l="0" r="0" t="0"/>
                   <wp:wrapNone/>
-                  <wp:docPr id="3" name="image1.png"/>
+                  <wp:docPr id="3" name="image2.png"/>
                   <a:graphic>
                     <a:graphicData uri="http://schemas.openxmlformats.org/drawingml/2006/picture">
                       <pic:pic>
                         <pic:nvPicPr>
-                          <pic:cNvPr id="0" name="image1.png"/>
+                          <pic:cNvPr id="0" name="image2.png"/>
                           <pic:cNvPicPr preferRelativeResize="0"/>
                         </pic:nvPicPr>
                         <pic:blipFill>
@@ -226,12 +226,12 @@
                   <wp:extent cx="2472630" cy="742950"/>
                   <wp:effectExtent b="0" l="0" r="0" t="0"/>
                   <wp:wrapNone/>
-                  <wp:docPr id="4" name="image2.png"/>
+                  <wp:docPr id="4" name="image1.png"/>
                   <a:graphic>
                     <a:graphicData uri="http://schemas.openxmlformats.org/drawingml/2006/picture">
                       <pic:pic>
                         <pic:nvPicPr>
-                          <pic:cNvPr id="0" name="image2.png"/>
+                          <pic:cNvPr id="0" name="image1.png"/>
                           <pic:cNvPicPr preferRelativeResize="0"/>
                         </pic:nvPicPr>
                         <pic:blipFill>
@@ -754,7 +754,7 @@
       </w:r>
     </w:p>
     <w:sectPr>
-      <w:pgSz w:h="15840" w:w="12240" w:orient="portrait"/>
+      <w:pgSz w:h="16838" w:w="11906" w:orient="portrait"/>
       <w:pgMar w:bottom="0" w:top="0" w:left="1440" w:right="1440" w:header="720" w:footer="720"/>
       <w:pgNumType w:start="1"/>
     </w:sectPr>
